--- a/Volume 1/Chapter 02 - Language Fundamentals/SPA_Vol1_Ch2_Lesson2_7_Arrays_Collections.docx
+++ b/Volume 1/Chapter 02 - Language Fundamentals/SPA_Vol1_Ch2_Lesson2_7_Arrays_Collections.docx
@@ -1043,7 +1043,7 @@
         <w:keepNext/>
       </w:pPr>
       <w:r>
-        <w:t>Save each source and supporting file from this lesson into the matching path in the project layout. As in Chapter 1, notepad .\c\basic_arrays.c creates and opens one: choose Yes, type the file, save it with Ctrl+S, and close Notepad. Then install the TypeScript compiler for this project.</w:t>
+        <w:t>Next, let the tools create each project's settings file. Remember, -o names the project folder; you replace the starter Program.cs with this lesson's code in the C# section. Remember, go.mod makes the folder a module; its go line shows the Go version you have installed.</w:t>
       </w:r>
     </w:p>
     <w:p>
@@ -1054,9 +1054,298 @@
     <w:p>
       <w:pPr>
         <w:pStyle w:val="CommandBlock"/>
-      </w:pPr>
-      <w:r>
-        <w:t>npm --prefix .\typescript install --ignore-scripts --no-audit --no-fund</w:t>
+        <w:keepNext/>
+      </w:pPr>
+      <w:r>
+        <w:t>dotnet new console -o .\csharp\BasicArrays</w:t>
+      </w:r>
+    </w:p>
+    <w:p>
+      <w:pPr>
+        <w:pStyle w:val="CommandBlock"/>
+        <w:keepNext/>
+      </w:pPr>
+      <w:r>
+        <w:t>dotnet new console -o .\csharp\Arrays</w:t>
+      </w:r>
+    </w:p>
+    <w:p>
+      <w:pPr>
+        <w:pStyle w:val="CommandBlock"/>
+      </w:pPr>
+      <w:r>
+        <w:t>go -C .\go mod init example.com/inventory</w:t>
+      </w:r>
+    </w:p>
+    <w:p>
+      <w:pPr>
+        <w:keepNext/>
+      </w:pPr>
+    </w:p>
+    <w:p>
+      <w:pPr>
+        <w:keepNext/>
+      </w:pPr>
+      <w:r>
+        <w:t>Then make the TypeScript project's package.json. Remember, npm init -y, npm pkg, then npm install, inside .\typescript: Push-Location moves into it and Pop-Location moves back to lesson-2.7.</w:t>
+      </w:r>
+    </w:p>
+    <w:p>
+      <w:pPr>
+        <w:keepNext/>
+      </w:pPr>
+    </w:p>
+    <w:p>
+      <w:pPr>
+        <w:pStyle w:val="CommandBlock"/>
+        <w:keepNext/>
+      </w:pPr>
+      <w:r>
+        <w:t>Push-Location .\typescript</w:t>
+      </w:r>
+    </w:p>
+    <w:p>
+      <w:pPr>
+        <w:pStyle w:val="CommandBlock"/>
+        <w:keepNext/>
+      </w:pPr>
+      <w:r>
+        <w:t>npm init -y</w:t>
+      </w:r>
+    </w:p>
+    <w:p>
+      <w:pPr>
+        <w:pStyle w:val="CommandBlock"/>
+        <w:keepNext/>
+      </w:pPr>
+      <w:r>
+        <w:t>npm pkg set name=arrays-typescript type=module</w:t>
+      </w:r>
+    </w:p>
+    <w:p>
+      <w:pPr>
+        <w:pStyle w:val="CommandBlock"/>
+        <w:keepNext/>
+      </w:pPr>
+      <w:r>
+        <w:t>npm pkg set private=true --json</w:t>
+      </w:r>
+    </w:p>
+    <w:p>
+      <w:pPr>
+        <w:pStyle w:val="CommandBlock"/>
+        <w:keepNext/>
+      </w:pPr>
+      <w:r>
+        <w:t>npm pkg set "scripts.check=tsc --noEmit" "scripts.build=tsc --noEmitOnError"</w:t>
+      </w:r>
+    </w:p>
+    <w:p>
+      <w:pPr>
+        <w:pStyle w:val="CommandBlock"/>
+        <w:keepNext/>
+      </w:pPr>
+      <w:r>
+        <w:t>npm pkg delete version description main keywords author license scripts.test</w:t>
+      </w:r>
+    </w:p>
+    <w:p>
+      <w:pPr>
+        <w:pStyle w:val="CommandBlock"/>
+        <w:keepNext/>
+      </w:pPr>
+      <w:r>
+        <w:t>npm install --save-dev --save-exact typescript@7.0.2 @types/node@24.13.5 `</w:t>
+      </w:r>
+    </w:p>
+    <w:p>
+      <w:pPr>
+        <w:pStyle w:val="CommandBlock"/>
+        <w:keepNext/>
+      </w:pPr>
+      <w:r>
+        <w:t xml:space="preserve">    --ignore-scripts --no-audit --no-fund</w:t>
+      </w:r>
+    </w:p>
+    <w:p>
+      <w:pPr>
+        <w:pStyle w:val="CommandBlock"/>
+      </w:pPr>
+      <w:r>
+        <w:t>Pop-Location</w:t>
+      </w:r>
+    </w:p>
+    <w:p>
+      <w:pPr>
+        <w:keepNext/>
+      </w:pPr>
+    </w:p>
+    <w:p>
+      <w:r>
+        <w:t>Then type the TypeScript compiler settings. As in Chapter 1, notepad .\typescript\tsconfig.json creates and opens the file: choose Yes, type the file, save it with Ctrl+S, and close Notepad.</w:t>
+      </w:r>
+    </w:p>
+    <w:p>
+      <w:pPr>
+        <w:keepNext/>
+      </w:pPr>
+    </w:p>
+    <w:p>
+      <w:pPr>
+        <w:pStyle w:val="Heading3"/>
+      </w:pPr>
+      <w:r>
+        <w:t>typescript/tsconfig.json</w:t>
+      </w:r>
+    </w:p>
+    <w:p>
+      <w:pPr>
+        <w:pStyle w:val="SourceCode"/>
+        <w:keepNext/>
+      </w:pPr>
+      <w:r>
+        <w:t>{</w:t>
+      </w:r>
+    </w:p>
+    <w:p>
+      <w:pPr>
+        <w:pStyle w:val="SourceCode"/>
+        <w:keepNext/>
+      </w:pPr>
+      <w:r>
+        <w:t xml:space="preserve">  "compilerOptions": {</w:t>
+      </w:r>
+    </w:p>
+    <w:p>
+      <w:pPr>
+        <w:pStyle w:val="SourceCode"/>
+      </w:pPr>
+      <w:r>
+        <w:t xml:space="preserve">    "target": "ES2022",</w:t>
+      </w:r>
+    </w:p>
+    <w:p>
+      <w:pPr>
+        <w:pStyle w:val="SourceCode"/>
+      </w:pPr>
+      <w:r>
+        <w:t xml:space="preserve">    "module": "NodeNext",</w:t>
+      </w:r>
+    </w:p>
+    <w:p>
+      <w:pPr>
+        <w:pStyle w:val="SourceCode"/>
+      </w:pPr>
+      <w:r>
+        <w:t xml:space="preserve">    "moduleResolution": "NodeNext",</w:t>
+      </w:r>
+    </w:p>
+    <w:p>
+      <w:pPr>
+        <w:pStyle w:val="SourceCode"/>
+      </w:pPr>
+      <w:r>
+        <w:t xml:space="preserve">    "rootDir": "src",</w:t>
+      </w:r>
+    </w:p>
+    <w:p>
+      <w:pPr>
+        <w:pStyle w:val="SourceCode"/>
+      </w:pPr>
+      <w:r>
+        <w:t xml:space="preserve">    "outDir": "dist",</w:t>
+      </w:r>
+    </w:p>
+    <w:p>
+      <w:pPr>
+        <w:pStyle w:val="SourceCode"/>
+      </w:pPr>
+      <w:r>
+        <w:t xml:space="preserve">    "strict": true,</w:t>
+      </w:r>
+    </w:p>
+    <w:p>
+      <w:pPr>
+        <w:pStyle w:val="SourceCode"/>
+      </w:pPr>
+      <w:r>
+        <w:t xml:space="preserve">    "types": [</w:t>
+      </w:r>
+    </w:p>
+    <w:p>
+      <w:pPr>
+        <w:pStyle w:val="SourceCode"/>
+      </w:pPr>
+      <w:r>
+        <w:t xml:space="preserve">      "node"</w:t>
+      </w:r>
+    </w:p>
+    <w:p>
+      <w:pPr>
+        <w:pStyle w:val="SourceCode"/>
+      </w:pPr>
+      <w:r>
+        <w:t xml:space="preserve">    ],</w:t>
+      </w:r>
+    </w:p>
+    <w:p>
+      <w:pPr>
+        <w:pStyle w:val="SourceCode"/>
+      </w:pPr>
+      <w:r>
+        <w:t xml:space="preserve">    "moduleDetection": "force"</w:t>
+      </w:r>
+    </w:p>
+    <w:p>
+      <w:pPr>
+        <w:pStyle w:val="SourceCode"/>
+      </w:pPr>
+      <w:r>
+        <w:t xml:space="preserve">  },</w:t>
+      </w:r>
+    </w:p>
+    <w:p>
+      <w:pPr>
+        <w:pStyle w:val="SourceCode"/>
+      </w:pPr>
+      <w:r>
+        <w:t xml:space="preserve">  "include": [</w:t>
+      </w:r>
+    </w:p>
+    <w:p>
+      <w:pPr>
+        <w:pStyle w:val="SourceCode"/>
+        <w:keepNext/>
+      </w:pPr>
+      <w:r>
+        <w:t xml:space="preserve">    "src/**/*.ts"</w:t>
+      </w:r>
+    </w:p>
+    <w:p>
+      <w:pPr>
+        <w:pStyle w:val="SourceCode"/>
+        <w:keepNext/>
+      </w:pPr>
+      <w:r>
+        <w:t xml:space="preserve">  ]</w:t>
+      </w:r>
+    </w:p>
+    <w:p>
+      <w:pPr>
+        <w:pStyle w:val="SourceCode"/>
+      </w:pPr>
+      <w:r>
+        <w:t>}</w:t>
+      </w:r>
+    </w:p>
+    <w:p>
+      <w:pPr>
+        <w:keepNext/>
+      </w:pPr>
+    </w:p>
+    <w:p>
+      <w:r>
+        <w:t>You save each source file in its language's section below, as each is shown, the same way.</w:t>
       </w:r>
     </w:p>
     <w:p>
@@ -1126,7 +1415,7 @@
         <w:keepNext/>
       </w:pPr>
       <w:r>
-        <w:t>Save each source and supporting file from this lesson into the matching path in the project layout. As in Chapter 1, nano ./c/basic_arrays.c creates and opens one: type the file, then save and close it with Ctrl+O, Enter, then Ctrl+X. Then install the TypeScript compiler for this project.</w:t>
+        <w:t>Then create the C#, Go, and TypeScript project files with the same commands as on Windows; cd moves into ./typescript for the npm lines, and cd .. moves back.</w:t>
       </w:r>
     </w:p>
     <w:p>
@@ -1137,9 +1426,118 @@
     <w:p>
       <w:pPr>
         <w:pStyle w:val="CommandBlock"/>
-      </w:pPr>
-      <w:r>
-        <w:t>npm --prefix ./typescript install --ignore-scripts --no-audit --no-fund</w:t>
+        <w:keepNext/>
+      </w:pPr>
+      <w:r>
+        <w:t>dotnet new console -o ./csharp/BasicArrays</w:t>
+      </w:r>
+    </w:p>
+    <w:p>
+      <w:pPr>
+        <w:pStyle w:val="CommandBlock"/>
+        <w:keepNext/>
+      </w:pPr>
+      <w:r>
+        <w:t>dotnet new console -o ./csharp/Arrays</w:t>
+      </w:r>
+    </w:p>
+    <w:p>
+      <w:pPr>
+        <w:pStyle w:val="CommandBlock"/>
+        <w:keepNext/>
+      </w:pPr>
+      <w:r>
+        <w:t>go -C ./go mod init example.com/inventory</w:t>
+      </w:r>
+    </w:p>
+    <w:p>
+      <w:pPr>
+        <w:pStyle w:val="CommandBlock"/>
+        <w:keepNext/>
+      </w:pPr>
+      <w:r>
+        <w:t>cd ./typescript</w:t>
+      </w:r>
+    </w:p>
+    <w:p>
+      <w:pPr>
+        <w:pStyle w:val="CommandBlock"/>
+        <w:keepNext/>
+      </w:pPr>
+      <w:r>
+        <w:t>npm init -y</w:t>
+      </w:r>
+    </w:p>
+    <w:p>
+      <w:pPr>
+        <w:pStyle w:val="CommandBlock"/>
+        <w:keepNext/>
+      </w:pPr>
+      <w:r>
+        <w:t>npm pkg set name=arrays-typescript type=module</w:t>
+      </w:r>
+    </w:p>
+    <w:p>
+      <w:pPr>
+        <w:pStyle w:val="CommandBlock"/>
+        <w:keepNext/>
+      </w:pPr>
+      <w:r>
+        <w:t>npm pkg set private=true --json</w:t>
+      </w:r>
+    </w:p>
+    <w:p>
+      <w:pPr>
+        <w:pStyle w:val="CommandBlock"/>
+        <w:keepNext/>
+      </w:pPr>
+      <w:r>
+        <w:t>npm pkg set "scripts.check=tsc --noEmit" "scripts.build=tsc --noEmitOnError"</w:t>
+      </w:r>
+    </w:p>
+    <w:p>
+      <w:pPr>
+        <w:pStyle w:val="CommandBlock"/>
+        <w:keepNext/>
+      </w:pPr>
+      <w:r>
+        <w:t>npm pkg delete version description main keywords author license scripts.test</w:t>
+      </w:r>
+    </w:p>
+    <w:p>
+      <w:pPr>
+        <w:pStyle w:val="CommandBlock"/>
+        <w:keepNext/>
+      </w:pPr>
+      <w:r>
+        <w:t>npm install --save-dev --save-exact typescript@7.0.2 @types/node@24.13.5 \</w:t>
+      </w:r>
+    </w:p>
+    <w:p>
+      <w:pPr>
+        <w:pStyle w:val="CommandBlock"/>
+        <w:keepNext/>
+      </w:pPr>
+      <w:r>
+        <w:t xml:space="preserve">    --ignore-scripts --no-audit --no-fund</w:t>
+      </w:r>
+    </w:p>
+    <w:p>
+      <w:pPr>
+        <w:pStyle w:val="CommandBlock"/>
+      </w:pPr>
+      <w:r>
+        <w:t>cd ..</w:t>
+      </w:r>
+    </w:p>
+    <w:p>
+      <w:pPr>
+        <w:keepNext/>
+      </w:pPr>
+    </w:p>
+    <w:p>
+      <w:r>
+        <w:t>Type typescript/tsconfig.json exactly as shown in the Windows setup. You save each source file in its language's section below, as each is shown. As in Chapter 1, nano ./c/basic_arrays.c creates and opens one: type the file, then save and close it with Ctrl+O, Enter, then Ctrl+X.</w:t>
       </w:r>
     </w:p>
     <w:p>
@@ -18367,6 +18765,11 @@
       </w:r>
     </w:p>
     <w:p>
+      <w:r>
+        <w:t>These are the files the setup commands wrote, shown here so you can check yours. Your go line shows your own Go version, and the blank lines and the order of the package.json fields may differ.</w:t>
+      </w:r>
+    </w:p>
+    <w:p>
       <w:pPr>
         <w:keepNext/>
       </w:pPr>
@@ -18701,164 +19104,6 @@
       </w:pPr>
       <w:r>
         <w:t xml:space="preserve">  }</w:t>
-      </w:r>
-    </w:p>
-    <w:p>
-      <w:pPr>
-        <w:pStyle w:val="SourceCode"/>
-      </w:pPr>
-      <w:r>
-        <w:t>}</w:t>
-      </w:r>
-    </w:p>
-    <w:p>
-      <w:pPr>
-        <w:keepNext/>
-      </w:pPr>
-    </w:p>
-    <w:p>
-      <w:pPr>
-        <w:keepNext/>
-      </w:pPr>
-    </w:p>
-    <w:p>
-      <w:pPr>
-        <w:pStyle w:val="Heading2"/>
-      </w:pPr>
-      <w:r>
-        <w:t>typescript/tsconfig.json</w:t>
-      </w:r>
-    </w:p>
-    <w:p>
-      <w:pPr>
-        <w:pStyle w:val="SourceCode"/>
-        <w:keepNext/>
-      </w:pPr>
-      <w:r>
-        <w:t>{</w:t>
-      </w:r>
-    </w:p>
-    <w:p>
-      <w:pPr>
-        <w:pStyle w:val="SourceCode"/>
-        <w:keepNext/>
-      </w:pPr>
-      <w:r>
-        <w:t xml:space="preserve">  "compilerOptions": {</w:t>
-      </w:r>
-    </w:p>
-    <w:p>
-      <w:pPr>
-        <w:pStyle w:val="SourceCode"/>
-      </w:pPr>
-      <w:r>
-        <w:t xml:space="preserve">    "target": "ES2022",</w:t>
-      </w:r>
-    </w:p>
-    <w:p>
-      <w:pPr>
-        <w:pStyle w:val="SourceCode"/>
-      </w:pPr>
-      <w:r>
-        <w:t xml:space="preserve">    "module": "NodeNext",</w:t>
-      </w:r>
-    </w:p>
-    <w:p>
-      <w:pPr>
-        <w:pStyle w:val="SourceCode"/>
-      </w:pPr>
-      <w:r>
-        <w:t xml:space="preserve">    "moduleResolution": "NodeNext",</w:t>
-      </w:r>
-    </w:p>
-    <w:p>
-      <w:pPr>
-        <w:pStyle w:val="SourceCode"/>
-      </w:pPr>
-      <w:r>
-        <w:t xml:space="preserve">    "rootDir": "src",</w:t>
-      </w:r>
-    </w:p>
-    <w:p>
-      <w:pPr>
-        <w:pStyle w:val="SourceCode"/>
-      </w:pPr>
-      <w:r>
-        <w:t xml:space="preserve">    "outDir": "dist",</w:t>
-      </w:r>
-    </w:p>
-    <w:p>
-      <w:pPr>
-        <w:pStyle w:val="SourceCode"/>
-      </w:pPr>
-      <w:r>
-        <w:t xml:space="preserve">    "strict": true,</w:t>
-      </w:r>
-    </w:p>
-    <w:p>
-      <w:pPr>
-        <w:pStyle w:val="SourceCode"/>
-      </w:pPr>
-      <w:r>
-        <w:t xml:space="preserve">    "types": [</w:t>
-      </w:r>
-    </w:p>
-    <w:p>
-      <w:pPr>
-        <w:pStyle w:val="SourceCode"/>
-      </w:pPr>
-      <w:r>
-        <w:t xml:space="preserve">      "node"</w:t>
-      </w:r>
-    </w:p>
-    <w:p>
-      <w:pPr>
-        <w:pStyle w:val="SourceCode"/>
-      </w:pPr>
-      <w:r>
-        <w:t xml:space="preserve">    ],</w:t>
-      </w:r>
-    </w:p>
-    <w:p>
-      <w:pPr>
-        <w:pStyle w:val="SourceCode"/>
-      </w:pPr>
-      <w:r>
-        <w:t xml:space="preserve">    "moduleDetection": "force"</w:t>
-      </w:r>
-    </w:p>
-    <w:p>
-      <w:pPr>
-        <w:pStyle w:val="SourceCode"/>
-      </w:pPr>
-      <w:r>
-        <w:t xml:space="preserve">  },</w:t>
-      </w:r>
-    </w:p>
-    <w:p>
-      <w:pPr>
-        <w:pStyle w:val="SourceCode"/>
-      </w:pPr>
-      <w:r>
-        <w:t xml:space="preserve">  "include": [</w:t>
-      </w:r>
-    </w:p>
-    <w:p>
-      <w:pPr>
-        <w:pStyle w:val="SourceCode"/>
-        <w:keepNext/>
-      </w:pPr>
-      <w:r>
-        <w:t xml:space="preserve">    "src/**/*.ts"</w:t>
-      </w:r>
-    </w:p>
-    <w:p>
-      <w:pPr>
-        <w:pStyle w:val="SourceCode"/>
-        <w:keepNext/>
-      </w:pPr>
-      <w:r>
-        <w:t xml:space="preserve">  ]</w:t>
       </w:r>
     </w:p>
     <w:p>
@@ -20408,31 +20653,31 @@
       </w:rPr>
     </w:lvl>
   </w:abstractNum>
-  <w:num w:numId="1" w16cid:durableId="529226107">
+  <w:num w:numId="1" w16cid:durableId="136193805">
     <w:abstractNumId w:val="8"/>
   </w:num>
-  <w:num w:numId="2" w16cid:durableId="1729572483">
+  <w:num w:numId="2" w16cid:durableId="684787352">
     <w:abstractNumId w:val="6"/>
   </w:num>
-  <w:num w:numId="3" w16cid:durableId="533228373">
+  <w:num w:numId="3" w16cid:durableId="1389189752">
     <w:abstractNumId w:val="5"/>
   </w:num>
-  <w:num w:numId="4" w16cid:durableId="625476757">
+  <w:num w:numId="4" w16cid:durableId="1348943270">
     <w:abstractNumId w:val="4"/>
   </w:num>
-  <w:num w:numId="5" w16cid:durableId="1485439234">
+  <w:num w:numId="5" w16cid:durableId="507789349">
     <w:abstractNumId w:val="7"/>
   </w:num>
-  <w:num w:numId="6" w16cid:durableId="257569609">
+  <w:num w:numId="6" w16cid:durableId="1305357631">
     <w:abstractNumId w:val="3"/>
   </w:num>
-  <w:num w:numId="7" w16cid:durableId="1785539093">
+  <w:num w:numId="7" w16cid:durableId="1704672511">
     <w:abstractNumId w:val="2"/>
   </w:num>
-  <w:num w:numId="8" w16cid:durableId="574976020">
+  <w:num w:numId="8" w16cid:durableId="453839278">
     <w:abstractNumId w:val="1"/>
   </w:num>
-  <w:num w:numId="9" w16cid:durableId="502941871">
+  <w:num w:numId="9" w16cid:durableId="1899433041">
     <w:abstractNumId w:val="0"/>
   </w:num>
 </w:numbering>

--- a/Volume 1/Chapter 02 - Language Fundamentals/SPA_Vol1_Ch2_Lesson2_7_Arrays_Collections.docx
+++ b/Volume 1/Chapter 02 - Language Fundamentals/SPA_Vol1_Ch2_Lesson2_7_Arrays_Collections.docx
@@ -67,10 +67,7 @@
     </w:p>
     <w:p>
       <w:r>
-        <w:t>Store several values of the same kind under one name. Keep a server inventory: count it, read and update servers by position, print each one, add a server, and remove one, in a fixed-size array and in a collection that grows and shrinks, and pass the inventory to functions that read and change it. Then build a new collection from it with a filter and a map, first as a loop and then with a short function that has no name, and sort it with the library sort, A to Z and then with a custom comparison, in C, C++,</w:t>
-      </w:r>
-      <w:r>
-        <w:t xml:space="preserve"> C#, Go, Python, and TypeScript.</w:t>
+        <w:t>Store several values of the same kind under one name. Keep a server inventory: count it, read and update servers by position, print each one, add a server, and remove one, in a fixed-size array and in a collection that grows and shrinks, and pass the inventory to functions that read and change it. Then build a new collection from it with a filter and a map, first as a loop and then with a short function that has no name, and sort it with the library sort, A to Z and then with a custom comparison, in C, C++, C#, Go, Python, and TypeScript.</w:t>
       </w:r>
     </w:p>
     <w:p>
@@ -98,10 +95,7 @@
     </w:p>
     <w:p>
       <w:r>
-        <w:t>Systems tools rarely work with just one value. They keep lists of servers, disks, network adapters, and survey answers, and the number of items often changes while the program runs: a server is added, another is retired. Lesson 2.5 walked a list; this lesson builds and changes one. Knowing which collections can grow, how positions work, and whether a function receives the caller's collection or a copy prevents two common bugs: reading a position that does not exist, and changing a copy while the original st</w:t>
-      </w:r>
-      <w:r>
-        <w:t>ays the same. Picking some items out of a collection, turning each into something new, and putting the items in order are just as common, and most code you read writes it with short functions that have no name, such as TypeScript's arrow functions and Python's list comprehensions.</w:t>
+        <w:t>Systems tools rarely work with just one value. They keep lists of servers, disks, network adapters, and survey answers, and the number of items often changes while the program runs: a server is added, another is retired. Lesson 2.5 walked a list; this lesson builds and changes one. Knowing which collections can grow, how positions work, and whether a function receives the caller's collection or a copy prevents two common bugs: reading a position that does not exist, and changing a copy while the original stays the same. Picking some items out of a collection, turning each into something new, and putting the items in order are just as common, and most code you read writes it with short functions that have no name, such as TypeScript's arrow functions and Python's list comprehensions.</w:t>
       </w:r>
     </w:p>
     <w:p>
@@ -256,10 +250,7 @@
         <w:pStyle w:val="ListBullet"/>
       </w:pPr>
       <w:r>
-        <w:t>Sorting puts the items in order. Every language has a library sort. C++, C#, Go, Python, and TypeScript sort the collection in place, and without a comparison C++, Go, Python, and TypeScript put text in the ordinal order of Lesson 2.6; C#'s Sort follows language rules unless it is given StringComparer.Ordinal, and C's qsort always needs a comparison function. A custom comparison is a function, often a lambda, that is handed two items and says which comes first: a negative number (C, C#, Go, TypeScript) or t</w:t>
-      </w:r>
-      <w:r>
-        <w:t>rue (C++). Python takes a key function or reverse=True instead.</w:t>
+        <w:t>Sorting puts the items in order. Every language has a library sort. C++, C#, Go, Python, and TypeScript sort the collection in place, and without a comparison C++, Go, Python, and TypeScript put text in the ordinal order of Lesson 2.6; C#'s Sort follows language rules unless it is given StringComparer.Ordinal, and C's qsort always needs a comparison function. A custom comparison is a function, often a lambda, that is handed two items and says which comes first: a negative number (C, C#, Go, TypeScript) or true (C++). Python takes a key function or reverse=True instead.</w:t>
       </w:r>
     </w:p>
     <w:p>
@@ -1565,10 +1556,7 @@
     </w:p>
     <w:p>
       <w:r>
-        <w:t>C has one kind of collection built in: the array, a fixed number of items of one type, stored side by side in memory. An array does not store its own length, so the program works it out with sizeof, and C never checks an index. C has no dynamic collection without heap memory, which is taught in Volume 1, Chapter 10: Memory Management, so the inventory is an array with room to spare plus a count of the items in use: adding stores an item at position count, and removing copies each later item one position dow</w:t>
-      </w:r>
-      <w:r>
-        <w:t>n. Passing an array to a function passes its address, the location in memory of its first item. The Production-Minded version introduces pointers, variables that hold an address, just far enough for a function to change the caller's count.</w:t>
+        <w:t>C has one kind of collection built in: the array, a fixed number of items of one type, stored side by side in memory. An array does not store its own length, so the program works it out with sizeof, and C never checks an index. C has no dynamic collection without heap memory, which is taught in Volume 1, Chapter 10: Memory Management, so the inventory is an array with room to spare plus a count of the items in use: adding stores an item at position count, and removing copies each later item one position down. Passing an array to a function passes its address, the location in memory of its first item. The Production-Minded version introduces pointers, variables that hold an address, just far enough for a function to change the caller's count.</w:t>
       </w:r>
     </w:p>
     <w:p>
@@ -3245,10 +3233,7 @@
     </w:p>
     <w:p>
       <w:r>
-        <w:t>The production-minded version prints the same seventeen lines and moves every change to the inventory into a function, the way a larger program keeps its collections in order. create_inventory builds a new inventory from the fixed array and returns it. add_server adds one server to the caller's inventory. remove_server checks that the position exists before it reads or removes anything, and returns the removed name, or empty text, the invalid-position result, when the position is outside the inventory. web_</w:t>
-      </w:r>
-      <w:r>
-        <w:t>numbers fills the caller's numbers array with the web servers' numbers and returns how many it stored, as create_inventory does, and leaves the inventory unchanged; it is written with a loop, because C has no anonymous functions. After sorting A to Z, it sorts Z to A with a custom comparison, qsort with compare_reverse. The last line shows the invalid-position result.</w:t>
+        <w:t>The production-minded version prints the same seventeen lines and moves every change to the inventory into a function, the way a larger program keeps its collections in order. create_inventory builds a new inventory from the fixed array and returns it. add_server adds one server to the caller's inventory. remove_server checks that the position exists before it reads or removes anything, and returns the removed name, or empty text, the invalid-position result, when the position is outside the inventory. web_numbers fills the caller's numbers array with the web servers' numbers and returns how many it stored, as create_inventory does, and leaves the inventory unchanged; it is written with a loop, because C has no anonymous functions. After sorting A to Z, it sorts Z to A with a custom comparison, qsort with compare_reverse. The last line shows the invalid-position result.</w:t>
       </w:r>
     </w:p>
     <w:p>
@@ -4794,10 +4779,7 @@
         <w:pStyle w:val="ListBullet"/>
       </w:pPr>
       <w:r>
-        <w:t>Inventory: 4 servers also proves that the add function changed the caller's own inventory: main printed the server the function added. The two Web server number lines match the Basic version's, which proves that web_numbers makes the same new collection as the Basic loop. Reverse sorted: web-03 web-02 db-02 proves the custom comparison: it turned the order round. Remove position 5: invalid position proves that the position was checked before any item was read or removed: the inventory holds positions 0 to 2</w:t>
-      </w:r>
-      <w:r>
-        <w:t>.</w:t>
+        <w:t>Inventory: 4 servers also proves that the add function changed the caller's own inventory: main printed the server the function added. The two Web server number lines match the Basic version's, which proves that web_numbers makes the same new collection as the Basic loop. Reverse sorted: web-03 web-02 db-02 proves the custom comparison: it turned the order round. Remove position 5: invalid position proves that the position was checked before any item was read or removed: the inventory holds positions 0 to 2.</w:t>
       </w:r>
     </w:p>
     <w:p>
@@ -4903,10 +4885,7 @@
         <w:pStyle w:val="ListBullet"/>
       </w:pPr>
       <w:r>
-        <w:t>char names[8][16] is 8 rows of 16 characters, one name per row: the one two-dimensional array this lesson needs; other multidimensional arrays are left out. qsort sorts any array: it takes the array, the number of items, the size of one item, and a comparison function. compare_names written without parentheses hands qsort the function itself, a function pointer, taught in full in Volume 1, Chapter 10, Lesson 10.3: malloc and new. qsort requires exactly int name(const void *, const void *); a version with co</w:t>
-      </w:r>
-      <w:r>
-        <w:t>nst char * parameters fails the build with an incompatible-pointer error. compare_reverse hands strcmp the two names the other way round, so the order is Z to A.</w:t>
+        <w:t>char names[8][16] is 8 rows of 16 characters, one name per row: the one two-dimensional array this lesson needs; other multidimensional arrays are left out. qsort sorts any array: it takes the array, the number of items, the size of one item, and a comparison function. compare_names written without parentheses hands qsort the function itself, a function pointer, taught in full in Volume 1, Chapter 10, Lesson 10.3: malloc and new. qsort requires exactly int name(const void *, const void *); a version with const char * parameters fails the build with an incompatible-pointer error. compare_reverse hands strcmp the two names the other way round, so the order is Z to A.</w:t>
       </w:r>
     </w:p>
     <w:p>
@@ -6304,10 +6283,7 @@
     </w:p>
     <w:p>
       <w:r>
-        <w:t>The production-minded version prints the same seventeen lines and moves every change to the inventory into a function, the way a larger program keeps its collections in order. createInventory builds a new inventory from the fixed array and returns it. addServer adds one server to the caller's inventory. removeServer checks that the position exists before it reads or removes anything, and returns the removed name, or empty text, the invalid-position result, when the position is outside the inventory. webNumb</w:t>
-      </w:r>
-      <w:r>
-        <w:t>ers returns a new collection of the web servers' numbers and leaves the inventory unchanged; it is written with lambdas given to std::copy_if, the filter, and std::transform, the map. After sorting A to Z, it sorts Z to A with a custom comparison, std::sort and a lambda. The last line shows the invalid-position result.</w:t>
+        <w:t>The production-minded version prints the same seventeen lines and moves every change to the inventory into a function, the way a larger program keeps its collections in order. createInventory builds a new inventory from the fixed array and returns it. addServer adds one server to the caller's inventory. removeServer checks that the position exists before it reads or removes anything, and returns the removed name, or empty text, the invalid-position result, when the position is outside the inventory. webNumbers returns a new collection of the web servers' numbers and leaves the inventory unchanged; it is written with lambdas given to std::copy_if, the filter, and std::transform, the map. After sorting A to Z, it sorts Z to A with a custom comparison, std::sort and a lambda. The last line shows the invalid-position result.</w:t>
       </w:r>
     </w:p>
     <w:p>
@@ -9359,10 +9335,7 @@
     </w:p>
     <w:p>
       <w:r>
-        <w:t>The production-minded version prints the same seventeen lines and moves every change to the inventory into a function, the way a larger program keeps its collections in order. CreateInventory builds a new inventory from the fixed array and returns it. AddServer adds one server to the caller's inventory. RemoveServer checks that the position exists before it reads or removes anything, and returns the removed name, or empty text, the invalid-position result, when the position is outside the inventory. WebNumb</w:t>
-      </w:r>
-      <w:r>
-        <w:t>ers returns a new collection of the web servers' numbers and leaves the inventory unchanged; it is written with lambdas given to LINQ's Where, the filter, and Select, the map. After sorting A to Z, it sorts Z to A with a custom comparison, Sort and a lambda. The last line shows the invalid-position result.</w:t>
+        <w:t>The production-minded version prints the same seventeen lines and moves every change to the inventory into a function, the way a larger program keeps its collections in order. CreateInventory builds a new inventory from the fixed array and returns it. AddServer adds one server to the caller's inventory. RemoveServer checks that the position exists before it reads or removes anything, and returns the removed name, or empty text, the invalid-position result, when the position is outside the inventory. WebNumbers returns a new collection of the web servers' numbers and leaves the inventory unchanged; it is written with lambdas given to LINQ's Where, the filter, and Select, the map. After sorting A to Z, it sorts Z to A with a custom comparison, Sort and a lambda. The last line shows the invalid-position result.</w:t>
       </w:r>
     </w:p>
     <w:p>
@@ -10883,10 +10856,7 @@
         <w:pStyle w:val="ListBullet"/>
       </w:pPr>
       <w:r>
-        <w:t xml:space="preserve">Sort without a comparer follows the computer's language rules, as CompareTo does; StringComparer.Ordinal gives ordinal order. Sort((first, second) =&gt; string.CompareOrdinal(second, first)) takes a lambda that returns a negative number when first must come first. LINQ's OrderBy(server =&gt; server, StringComparer.Ordinal).ToList() returns a new sorted List instead of sorting in place. An int argument is copied into its parameter, as in Lesson 2.2; ref and out pass the caller's own variable, and Lesson 2.11 uses </w:t>
-      </w:r>
-      <w:r>
-        <w:t>out.</w:t>
+        <w:t>Sort without a comparer follows the computer's language rules, as CompareTo does; StringComparer.Ordinal gives ordinal order. Sort((first, second) =&gt; string.CompareOrdinal(second, first)) takes a lambda that returns a negative number when first must come first. LINQ's OrderBy(server =&gt; server, StringComparer.Ordinal).ToList() returns a new sorted List instead of sorting in place. An int argument is copied into its parameter, as in Lesson 2.2; ref and out pass the caller's own variable, and Lesson 2.11 uses out.</w:t>
       </w:r>
     </w:p>
     <w:p>
@@ -12225,10 +12195,7 @@
     </w:p>
     <w:p>
       <w:r>
-        <w:t>The production-minded version prints the same seventeen lines and moves every change to the inventory into a function, the way a larger program keeps its collections in order. createInventory builds a new inventory from the fixed array and returns it. addServer adds one server to the caller's inventory. removeServer checks that the position exists before it reads or removes anything, and returns the removed name, or empty text, the invalid-position result, when the position is outside the inventory. webNumb</w:t>
-      </w:r>
-      <w:r>
-        <w:t>ers returns a new collection of the web servers' numbers and leaves the inventory unchanged; it is written with a loop and append, and a function literal, Go's function with no name, as the filter's test, because Go has no built-in map or filter. After sorting A to Z, it sorts Z to A with a custom comparison, slices.SortFunc and a function literal. The last line shows the invalid-position result.</w:t>
+        <w:t>The production-minded version prints the same seventeen lines and moves every change to the inventory into a function, the way a larger program keeps its collections in order. createInventory builds a new inventory from the fixed array and returns it. addServer adds one server to the caller's inventory. removeServer checks that the position exists before it reads or removes anything, and returns the removed name, or empty text, the invalid-position result, when the position is outside the inventory. webNumbers returns a new collection of the web servers' numbers and leaves the inventory unchanged; it is written with a loop and append, and a function literal, Go's function with no name, as the filter's test, because Go has no built-in map or filter. After sorting A to Z, it sorts Z to A with a custom comparison, slices.SortFunc and a function literal. The last line shows the invalid-position result.</w:t>
       </w:r>
     </w:p>
     <w:p>
@@ -14825,10 +14792,7 @@
     </w:p>
     <w:p>
       <w:r>
-        <w:t>The production-minded version prints the same seventeen lines and moves every change to the inventory into a function, the way a larger program keeps its collections in order. create_inventory builds a new inventory from the fixed array and returns it. add_server adds one server to the caller's inventory. remove_server checks that the position exists before it reads or removes anything, and returns the removed name, or empty text, the invalid-position result, when the position is outside the inventory. web_</w:t>
-      </w:r>
-      <w:r>
-        <w:t>numbers returns a new collection of the web servers' numbers and leaves the inventory unchanged; it is written with a list comprehension, Python's usual short form of a filter and a map. After sorting A to Z, it sorts Z to A with a custom comparison, sort(reverse=True), because Python gives its sort a key function or reverse instead of a comparison. The last line shows the invalid-position result.</w:t>
+        <w:t>The production-minded version prints the same seventeen lines and moves every change to the inventory into a function, the way a larger program keeps its collections in order. create_inventory builds a new inventory from the fixed array and returns it. add_server adds one server to the caller's inventory. remove_server checks that the position exists before it reads or removes anything, and returns the removed name, or empty text, the invalid-position result, when the position is outside the inventory. web_numbers returns a new collection of the web servers' numbers and leaves the inventory unchanged; it is written with a list comprehension, Python's usual short form of a filter and a map. After sorting A to Z, it sorts Z to A with a custom comparison, sort(reverse=True), because Python gives its sort a key function or reverse instead of a comparison. The last line shows the invalid-position result.</w:t>
       </w:r>
     </w:p>
     <w:p>
@@ -15967,10 +15931,7 @@
         <w:pStyle w:val="ListBullet"/>
       </w:pPr>
       <w:r>
-        <w:t>Inventory: 4 servers also proves that the add function changed the caller's own inventory: main printed the server the function added. The two Web server number lines match the Basic version's, which proves that web_numbers makes the same new collection as the Basic loop. Reverse sorted: web-03 web-02 db-02 proves that reverse=True turned the order round; Python passes key functions, not comparisons. Remove position 5: invalid position proves that the position was checked before any item was read or removed</w:t>
-      </w:r>
-      <w:r>
-        <w:t>: the inventory holds positions 0 to 2.</w:t>
+        <w:t>Inventory: 4 servers also proves that the add function changed the caller's own inventory: main printed the server the function added. The two Web server number lines match the Basic version's, which proves that web_numbers makes the same new collection as the Basic loop. Reverse sorted: web-03 web-02 db-02 proves that reverse=True turned the order round; Python passes key functions, not comparisons. Remove position 5: invalid position proves that the position was checked before any item was read or removed: the inventory holds positions 0 to 2.</w:t>
       </w:r>
     </w:p>
     <w:p>
@@ -17364,10 +17325,7 @@
     </w:p>
     <w:p>
       <w:r>
-        <w:t>The production-minded version prints the same seventeen lines and moves every change to the inventory into a function, the way a larger program keeps its collections in order. createInventory builds a new inventory from the fixed array and returns it. addServer adds one server to the caller's inventory. removeServer checks that the position exists before it reads or removes anything, and returns the removed name, or empty text, the invalid-position result, when the position is outside the inventory. webNumb</w:t>
-      </w:r>
-      <w:r>
-        <w:t>ers returns a new collection of the web servers' numbers and leaves the inventory unchanged; it is written with arrow functions given to filter and map. After sorting A to Z, it sorts Z to A with a custom comparison, sort and an arrow function. The last line shows the invalid-position result.</w:t>
+        <w:t>The production-minded version prints the same seventeen lines and moves every change to the inventory into a function, the way a larger program keeps its collections in order. createInventory builds a new inventory from the fixed array and returns it. addServer adds one server to the caller's inventory. removeServer checks that the position exists before it reads or removes anything, and returns the removed name, or empty text, the invalid-position result, when the position is outside the inventory. webNumbers returns a new collection of the web servers' numbers and leaves the inventory unchanged; it is written with arrow functions given to filter and map. After sorting A to Z, it sorts Z to A with a custom comparison, sort and an arrow function. The last line shows the invalid-position result.</w:t>
       </w:r>
     </w:p>
     <w:p>
@@ -19609,13 +19567,7 @@
     </w:p>
     <w:p>
       <w:r>
-        <w:t>Collections hold the repeated parts of both Chapter 2 projects. The Command-Line Survey Application keeps its questions in a fixed-size array, because the survey always asks the same ones, such as the server name, environment name, and service port of Lesson 2.3. A loop from Lesson 2.5 asks each question with read_answer, and add_server's pattern adds each answer to a dynamic answers collection, which grows by one per question. The final summary receives that collection the way print_inventory does. The Sys</w:t>
-      </w:r>
-      <w:r>
-        <w:t>tem Information Utility collects its disks in Lesson 2.15 and its network adapters in Lesson 2.16 into dynamic collections, because the number differs from computer to computer, and prints each with its position and a count. Lesson 2.13 sorts directory entries with these library sorts, because a directory listing comes in no promised order. The utility will also filter and map: keep only the network adapters that are up, then take each one's name. Lesson 2.8 adds maps, which look up a value by a name instea</w:t>
-      </w:r>
-      <w:r>
-        <w:t>d of a position.</w:t>
+        <w:t>Collections hold the repeated parts of both Chapter 2 projects. The Command-Line Survey Application keeps its questions in a fixed-size array, because the survey always asks the same ones, such as the server name, environment name, and service port of Lesson 2.3. A loop from Lesson 2.5 asks each question with read_answer, and add_server's pattern adds each answer to a dynamic answers collection, which grows by one per question. The final summary receives that collection the way print_inventory does. The System Information Utility collects its disks in Lesson 2.15 and its network adapters in Lesson 2.16 into dynamic collections, because the number differs from computer to computer, and prints each with its position and a count. Lesson 2.13 sorts directory entries with these library sorts, because a directory listing comes in no promised order. The utility will also filter and map: keep only the network adapters that are up, then take each one's name. Lesson 2.8 adds maps, which look up a value by a name instead of a position.</w:t>
       </w:r>
     </w:p>
     <w:p>
@@ -20464,10 +20416,7 @@
     </w:p>
     <w:p>
       <w:r>
-        <w:t>A collection keeps many values under one name, in order, at positions that count from 0. A fixed-size array keeps its number of items; a dynamic collection grows when an item is added and shrinks when one is removed, and removing moves every later item down. A function that receives a collection can read it and, depending on the language, change the caller's own collection; C does it through addresses and pointers. Checking a position before using it keeps a program from reading an item that is not there. A</w:t>
-      </w:r>
-      <w:r>
-        <w:t xml:space="preserve"> filter keeps the items that pass a test and a map turns each into a new value, both into a new collection; a loop can do it in any language, and a lambda, an arrow function, or a list comprehension writes it in one short line. The library sort puts a collection in order, and a custom comparison, usually a lambda, chooses the order. Lesson 2.8 turns to maps and dictionaries: looking up a value by a meaningful name, such as a server's role by its name, instead of by position.</w:t>
+        <w:t>A collection keeps many values under one name, in order, at positions that count from 0. A fixed-size array keeps its number of items; a dynamic collection grows when an item is added and shrinks when one is removed, and removing moves every later item down. A function that receives a collection can read it and, depending on the language, change the caller's own collection; C does it through addresses and pointers. Checking a position before using it keeps a program from reading an item that is not there. A filter keeps the items that pass a test and a map turns each into a new value, both into a new collection; a loop can do it in any language, and a lambda, an arrow function, or a list comprehension writes it in one short line. The library sort puts a collection in order, and a custom comparison, usually a lambda, chooses the order. Lesson 2.8 turns to maps and dictionaries: looking up a value by a meaningful name, such as a server's role by its name, instead of by position.</w:t>
       </w:r>
     </w:p>
     <w:sectPr>
